--- a/content/blog/pochemu-kitaj-podnebesnaya.DZEN.docx
+++ b/content/blog/pochemu-kitaj-podnebesnaya.DZEN.docx
@@ -126,7 +126,7 @@
           <w:sz w:val="24"/>
           <w:szCs w:val="24"/>
         </w:rPr>
-        <w:t xml:space="preserve">«Поднебесная» — красивое слово, которое мы привычно роняем, говоря о Китае. Но задумывались ли вы, что оно значит буквально и откуда взялось? За ним прячется целая картина мира, которой больше двух тысяч лет, — и она до сих пор живёт в китайском языке. Давайте разбираться.</w:t>
+        <w:t xml:space="preserve">«Поднебесная» — красивое слово, которым мы часто называем Китай. Но задумывались ли вы, что оно значит буквально и откуда взялось? У него есть точный перевод и очень древняя история — ей больше двух тысяч лет. Давайте разбираться.</w:t>
       </w:r>
     </w:p>
     <w:p>
@@ -154,7 +154,7 @@
           <w:sz w:val="22"/>
           <w:szCs w:val="22"/>
         </w:rPr>
-        <w:t xml:space="preserve">Всем, кому интересен Китай, и особенно тем, кто учит язык. Вы увидите, как древний взгляд китайцев на мир прячется в самых обычных словах — и станете понимать их глубже, а не просто заучивать.</w:t>
+        <w:t xml:space="preserve">Всем, кому интересен Китай, и особенно тем, кто учит язык. Вы увидите, что многие китайские слова связаны с древними представлениями о мире — и станете лучше понимать эти слова, а не просто заучивать их.</w:t>
       </w:r>
     </w:p>
     <w:p>
@@ -274,7 +274,7 @@
           <w:sz w:val="22"/>
           <w:szCs w:val="22"/>
         </w:rPr>
-        <w:t xml:space="preserve">Обещаю: после этой статьи «Поднебесная» перестанет быть просто красивым ярлыком — вы будете слышать за ним две тысячи лет истории.</w:t>
+        <w:t xml:space="preserve">После этой статьи вы будете точно понимать, что значит слово «Поднебесная» и почему китайцы веками так называли свою страну.</w:t>
       </w:r>
     </w:p>
     <w:p>
@@ -776,7 +776,7 @@
           <w:sz w:val="22"/>
           <w:szCs w:val="22"/>
         </w:rPr>
-        <w:t xml:space="preserve">«Поднебесная» — это не пафос и не штамп из туристического буклета. Это маленькое окно в то, как китайцы веками видели своё место в мире. И теперь, произнося это слово, вы будете слышать за ним небо.</w:t>
+        <w:t xml:space="preserve">«Поднебесная» — это не просто красивое слово из туристического буклета. За ним стоит то, как китайцы веками представляли себе мир: наверху Небо, которое правит всем, а их страна — в самом центре. Теперь, встретив это слово, вы будете понимать, что оно на самом деле значит.</w:t>
       </w:r>
     </w:p>
     <w:p>

--- a/content/blog/pochemu-kitaj-podnebesnaya.DZEN.docx
+++ b/content/blog/pochemu-kitaj-podnebesnaya.DZEN.docx
@@ -126,7 +126,7 @@
           <w:sz w:val="24"/>
           <w:szCs w:val="24"/>
         </w:rPr>
-        <w:t xml:space="preserve">«Поднебесная» — красивое слово, которым мы часто называем Китай. Но задумывались ли вы, что оно значит буквально и откуда взялось? У него есть точный перевод и очень древняя история — ей больше двух тысяч лет. Давайте разбираться.</w:t>
+        <w:t xml:space="preserve">«Поднебесная» — так мы часто называем Китай. Красиво звучит, но задумывались ли вы, что это слово значит на самом деле? Я преподаю китайский больше двадцати лет и давно заметила: за самыми обычными словами тут почти всегда прячется что-то большее. С «Поднебесной» — та же история. Давайте разберёмся вместе.</w:t>
       </w:r>
     </w:p>
     <w:p>
@@ -320,7 +320,7 @@
           <w:sz w:val="22"/>
           <w:szCs w:val="22"/>
         </w:rPr>
-        <w:t xml:space="preserve">Начну с главного: «Поднебесная» — не выдумка поэтов, а точный перевод китайского слова 天下 (tiānxià). Разберём его по частям. 天 (tiān) — «небо». 下 (xià) — «низ», «под». Складываем — получается «[всё] под небом». То есть буквально Поднебесная — это «то, что лежит под небом».</w:t>
+        <w:t xml:space="preserve">Многие думают, что «Поднебесная» — это просто красивое, почти сказочное прозвище. Я сама так когда-то думала. А на самом деле это точный перевод китайского слова 天下 (tiānxià). Давайте разберём его по частям — тут всё просто. 天 (tiān) — «небо». 下 (xià) — «низ», «под». Вместе — «[всё] под небом».</w:t>
       </w:r>
     </w:p>
     <w:p>
@@ -333,7 +333,7 @@
           <w:sz w:val="22"/>
           <w:szCs w:val="22"/>
         </w:rPr>
-        <w:t xml:space="preserve">Русское слово родилось как аккуратная калька: «под небом» → «Поднебесная». Ничего лишнего не добавили — просто перевели.</w:t>
+        <w:t xml:space="preserve">Мне это слово нравится как раз тем, что в нём нет ничего лишнего. Русское «Поднебесная» — это перевод китайского буквально по частям: «под небом». Никакой поэзии не добавляли — так и перевели.</w:t>
       </w:r>
     </w:p>
     <w:p>
@@ -372,7 +372,7 @@
           <w:sz w:val="22"/>
           <w:szCs w:val="22"/>
         </w:rPr>
-        <w:t xml:space="preserve">«Поднебесная» — не поэтичное прозвище, а буквальный смысл древнего слова 天下. И за этим словом, как мы сейчас увидим, стоит целое мировоззрение.</w:t>
+        <w:t xml:space="preserve">«Поднебесная» — это не выдуманное прозвище, а прямой смысл древнего слова 天下. А за этим словом скрыт целый взгляд древних китайцев на мир — сейчас расскажу какой.</w:t>
       </w:r>
     </w:p>
     <w:p>
@@ -418,7 +418,7 @@
           <w:sz w:val="22"/>
           <w:szCs w:val="22"/>
         </w:rPr>
-        <w:t xml:space="preserve">В древности 天下 означало не «страну Китай», а гораздо больше — весь известный мир, всё, что есть под небом. И у этого мира был один хозяин — император. Его называли 天子 (tiānzǐ), «Сын Неба».</w:t>
+        <w:t xml:space="preserve">А теперь то, ради чего я вообще взялась за эту тему. В древности 天下 означало не «страну Китай», а весь мир — всё, что есть под небом. И у этого мира, по мнению китайцев, был один хозяин — император. Его называли 天子 (tiānzǐ), «Сын Неба».</w:t>
       </w:r>
     </w:p>
     <w:p>
@@ -431,7 +431,7 @@
           <w:sz w:val="22"/>
           <w:szCs w:val="22"/>
         </w:rPr>
-        <w:t xml:space="preserve">Титул говорит сам за себя. Император считался не просто правителем, а посредником между Небом и людьми — тем, кому Небо доверило управлять всем «под небом». А его право на власть держалось на важном понятии — 天命 (tiānmìng), «Небесный мандат», воля Неба.</w:t>
+        <w:t xml:space="preserve">Меня всегда поражала эта логика. Император считался не просто начальником, а связующим звеном между Небом и людьми — тем, кому Небо доверило управлять всеми. А право управлять ему давало само Небо: это называли 天命 (tiānmìng), «воля Неба».</w:t>
       </w:r>
     </w:p>
     <w:p>
@@ -444,7 +444,7 @@
           <w:sz w:val="22"/>
           <w:szCs w:val="22"/>
         </w:rPr>
-        <w:t xml:space="preserve">Идея была такая: правишь справедливо — Небо на твоей стороне. Правишь дурно, теряешь добродетель — Небо «забирает мандат», и династия рушится. Именно так китайцы веками объясняли восстания, стихийные бедствия и смену династий: не случайность, а воля Неба.</w:t>
+        <w:t xml:space="preserve">И вот что мне кажется тут самым интересным. Правит император хорошо — значит, Небо им довольно. Правит плохо — Небо «забирает» своё доверие, и власть рушится. Так китайцы веками объясняли восстания, засухи и смену династий: это не случайность, а воля Неба. По-моему, очень стройно.</w:t>
       </w:r>
     </w:p>
     <w:p>
@@ -483,7 +483,7 @@
           <w:sz w:val="22"/>
           <w:szCs w:val="22"/>
         </w:rPr>
-        <w:t xml:space="preserve">«Поднебесная» несла в себе целую идею мироустройства: есть один центр порядка под небом, и правит им Сын Неба — пока с ним Небо.</w:t>
+        <w:t xml:space="preserve">В слове «Поднебесная» заложена целая идея: миром под небом правит один человек — Сын Неба, и правит до тех пор, пока его поддерживает Небо.</w:t>
       </w:r>
     </w:p>
     <w:p>
@@ -588,7 +588,7 @@
           <w:sz w:val="22"/>
           <w:szCs w:val="22"/>
         </w:rPr>
-        <w:t xml:space="preserve">Когда я впервые попала в пекинский Храм Неба (天坛, Tiāntán), вся эта древняя картина мира вдруг стала для меня осязаемой. Именно сюда раз в год приходил император — тот самый Сын Неба — и обращался к Небу, прося хорошего урожая для всей Поднебесной. Не к статуе и не к идолу, а к самому Небу как к высшему порядку.</w:t>
+        <w:t xml:space="preserve">Когда я впервые попала в пекинский Храм Неба (天坛, Tiāntán), я словно увидела всё это своими глазами. Именно сюда раз в год приходил император — тот самый Сын Неба — и просил у Неба хорошего урожая для всей страны. Не у статуи и не у идола, а прямо у Неба. Я стояла там и думала: вот она, та самая картина мира, о которой я рассказываю ученикам.</w:t>
       </w:r>
     </w:p>
     <w:p>
@@ -606,7 +606,7 @@
           <w:sz w:val="22"/>
           <w:szCs w:val="22"/>
         </w:rPr>
-        <w:t xml:space="preserve">С тех пор на уроках я всегда показываю ученикам: иероглиф 天 — это не только «погода» из учебника. Стоит разглядеть за ним небо древних китайцев — и десятки слов складываются в одну картину. Язык перестаёт быть набором чёрточек и становится историей.</w:t>
+        <w:t xml:space="preserve">С тех пор на уроках я всегда показываю это на простом примере. Иероглиф 天 — это не только «погода» из учебника. Если помнить, что это «небо» древних китайцев, многие слова сразу становятся понятнее и легче запоминаются. Тогда иероглифы — уже не непонятные значки, а слова со смыслом.</w:t>
       </w:r>
     </w:p>
     <w:p>
@@ -652,7 +652,7 @@
           <w:sz w:val="22"/>
           <w:szCs w:val="22"/>
         </w:rPr>
-        <w:t xml:space="preserve">У Китая есть и другое, более «земное» самоназвание, которое вы точно встретите на первых уроках, — 中国 (Zhōngguó). Разберём и его. 中 (zhōng) — «середина», «центр». 国 (guó) — «государство», «страна». Вместе — «Срединное государство», страна в центре.</w:t>
+        <w:t xml:space="preserve">Есть у Китая и второе название, попроще, — его мои ученики встречают уже на первом уроке. Это 中国 (Zhōngguó). Разберём и его: 中 (zhōng) — «середина», «центр», 国 (guó) — «государство». Получается «Срединное государство» — страна в центре.</w:t>
       </w:r>
     </w:p>
     <w:p>
@@ -665,7 +665,7 @@
           <w:sz w:val="22"/>
           <w:szCs w:val="22"/>
         </w:rPr>
-        <w:t xml:space="preserve">В основе — тот же взгляд, что и у «Поднебесной»: мы, Китай, в центре мира, а вокруг — окраины. Только 天下 смотрит шире («всё под небом», весь мир), а 中国 — про центр этого мира.</w:t>
+        <w:t xml:space="preserve">И знаете, что меня в этом всегда трогает? Здесь тот же взгляд, что и в «Поднебесной»: мы, Китай, — в центре мира, а вокруг всё остальное. Только 天下 смотрит шире, на весь мир под небом, а 中国 говорит про центр этого мира.</w:t>
       </w:r>
     </w:p>
     <w:p>
@@ -704,7 +704,7 @@
           <w:sz w:val="22"/>
           <w:szCs w:val="22"/>
         </w:rPr>
-        <w:t xml:space="preserve">Два слова — две грани одной идеи. «Поднебесная» — про весь мир под небом; «Срединное государство» — про то, кто в этом мире в центре.</w:t>
+        <w:t xml:space="preserve">Получается, два названия — это две стороны одной мысли. «Поднебесная» — про весь мир под небом. «Срединное государство» — про то, кто в этом мире стоит в центре.</w:t>
       </w:r>
     </w:p>
     <w:p>
@@ -750,7 +750,7 @@
           <w:sz w:val="22"/>
           <w:szCs w:val="22"/>
         </w:rPr>
-        <w:t xml:space="preserve">Казалось бы, при чём тут изучение китайского? А вот при чём. Когда вы знаете, что за словом стоит картина мира, язык учится совсем иначе.</w:t>
+        <w:t xml:space="preserve">Вы можете спросить: зачем мне вся эта древняя история, если я просто учу язык? Отвечу честно, из своего опыта — она правда помогает.</w:t>
       </w:r>
     </w:p>
     <w:p>
@@ -763,7 +763,7 @@
           <w:sz w:val="22"/>
           <w:szCs w:val="22"/>
         </w:rPr>
-        <w:t xml:space="preserve">Во-первых, легче запоминать иероглифы: увидев 天 в 天下, 天子, 天气 или 今天, вы уже не зубрите каждое слово с нуля — вы узнаёте знакомое «небо». Во-вторых, вы перестаёте переводить механически и начинаете чувствовать оттенки. А в-третьих — и это главное — вы видите за словами живых людей с их взглядом на мир.</w:t>
+        <w:t xml:space="preserve">Во-первых, легче запоминать иероглифы. Увидев знакомое 天 в словах 天下, 天子, 天气 или 今天, вы уже не учите каждое слово с нуля. Во-вторых, вы перестаёте переводить слово в слово и начинаете понимать разницу между похожими словами. А в-третьих — и для меня это самое важное — вы начинаете лучше понимать самих китайцев: как они думают и на что смотрят.</w:t>
       </w:r>
     </w:p>
     <w:p>

--- a/content/blog/pochemu-kitaj-podnebesnaya.DZEN.docx
+++ b/content/blog/pochemu-kitaj-podnebesnaya.DZEN.docx
@@ -118,7 +118,7 @@
     </w:p>
     <w:p>
       <w:pPr>
-        <w:spacing w:after="140"/>
+        <w:spacing w:after="150"/>
       </w:pPr>
       <w:r>
         <w:rPr>
@@ -146,15 +146,15 @@
     </w:p>
     <w:p>
       <w:pPr>
-        <w:spacing w:after="140"/>
-      </w:pPr>
-      <w:r>
-        <w:rPr>
-          <w:color w:val="5A4F45"/>
-          <w:sz w:val="22"/>
-          <w:szCs w:val="22"/>
-        </w:rPr>
-        <w:t xml:space="preserve">Всем, кому интересен Китай, и особенно тем, кто учит язык. Вы увидите, что многие китайские слова связаны с древними представлениями о мире — и станете лучше понимать эти слова, а не просто заучивать их.</w:t>
+        <w:spacing w:after="150"/>
+      </w:pPr>
+      <w:r>
+        <w:rPr>
+          <w:color w:val="5A4F45"/>
+          <w:sz w:val="22"/>
+          <w:szCs w:val="22"/>
+        </w:rPr>
+        <w:t xml:space="preserve">Всем, кому интересен Китай, и особенно тем, кто учит язык. Вы увидите, что многие китайские слова связаны с древними представлениями о мире, — и станете лучше понимать эти слова, а не просто заучивать их.</w:t>
       </w:r>
     </w:p>
     <w:p>
@@ -192,7 +192,7 @@
           <w:sz w:val="22"/>
           <w:szCs w:val="22"/>
         </w:rPr>
-        <w:t xml:space="preserve">Что дословно значит «Поднебесная» и при чём тут небо</w:t>
+        <w:t xml:space="preserve">Что на самом деле значит слово «Поднебесная»</w:t>
       </w:r>
     </w:p>
     <w:p>
@@ -238,7 +238,7 @@
           <w:sz w:val="22"/>
           <w:szCs w:val="22"/>
         </w:rPr>
-        <w:t xml:space="preserve">Почему Китай называет себя «Срединным государством»</w:t>
+        <w:t xml:space="preserve">Почему у Китая есть и второе название — «Срединное государство»</w:t>
       </w:r>
     </w:p>
     <w:p>
@@ -261,12 +261,12 @@
           <w:sz w:val="22"/>
           <w:szCs w:val="22"/>
         </w:rPr>
-        <w:t xml:space="preserve">Как эта древняя картина мира отражается в языке сегодня</w:t>
-      </w:r>
-    </w:p>
-    <w:p>
-      <w:pPr>
-        <w:spacing w:after="140"/>
+        <w:t xml:space="preserve">Как всё это помогает тем, кто учит китайский</w:t>
+      </w:r>
+    </w:p>
+    <w:p>
+      <w:pPr>
+        <w:spacing w:after="150"/>
       </w:pPr>
       <w:r>
         <w:rPr>
@@ -295,7 +295,7 @@
           <w:sz w:val="30"/>
           <w:szCs w:val="30"/>
         </w:rPr>
-        <w:t xml:space="preserve">«Поднебесная» — это перевод,</w:t>
+        <w:t xml:space="preserve">Что на самом деле значит</w:t>
       </w:r>
       <w:r>
         <w:rPr>
@@ -307,78 +307,34 @@
           <w:sz w:val="30"/>
           <w:szCs w:val="30"/>
         </w:rPr>
-        <w:t xml:space="preserve"> а не прозвище</w:t>
-      </w:r>
-    </w:p>
-    <w:p>
-      <w:pPr>
-        <w:spacing w:after="140"/>
-      </w:pPr>
-      <w:r>
-        <w:rPr>
-          <w:color w:val="5A4F45"/>
-          <w:sz w:val="22"/>
-          <w:szCs w:val="22"/>
-        </w:rPr>
-        <w:t xml:space="preserve">Многие думают, что «Поднебесная» — это просто красивое, почти сказочное прозвище. Я сама так когда-то думала. А на самом деле это точный перевод китайского слова 天下 (tiānxià). Давайте разберём его по частям — тут всё просто. 天 (tiān) — «небо». 下 (xià) — «низ», «под». Вместе — «[всё] под небом».</w:t>
-      </w:r>
-    </w:p>
-    <w:p>
-      <w:pPr>
-        <w:spacing w:after="140"/>
-      </w:pPr>
-      <w:r>
-        <w:rPr>
-          <w:color w:val="5A4F45"/>
-          <w:sz w:val="22"/>
-          <w:szCs w:val="22"/>
-        </w:rPr>
-        <w:t xml:space="preserve">Мне это слово нравится как раз тем, что в нём нет ничего лишнего. Русское «Поднебесная» — это перевод китайского буквально по частям: «под небом». Никакой поэзии не добавляли — так и перевели.</w:t>
-      </w:r>
-    </w:p>
-    <w:p>
-      <w:pPr>
-        <w:pBdr>
-          <w:left w:val="single" w:color="A41E3A" w:sz="18" w:space="10"/>
-        </w:pBdr>
-        <w:shd w:fill="FCF6E2" w:val="clear"/>
-        <w:spacing w:after="40" w:before="40"/>
-        <w:ind w:left="150"/>
-      </w:pPr>
-      <w:r>
-        <w:rPr>
-          <w:b/>
-          <w:bCs/>
-          <w:caps/>
-          <w:color w:val="A41E3A"/>
-          <w:sz w:val="16"/>
-          <w:szCs w:val="16"/>
-        </w:rPr>
-        <w:t xml:space="preserve">Вывод</w:t>
-      </w:r>
-    </w:p>
-    <w:p>
-      <w:pPr>
-        <w:pBdr>
-          <w:left w:val="single" w:color="A41E3A" w:sz="18" w:space="10"/>
-        </w:pBdr>
-        <w:shd w:fill="FCF6E2" w:val="clear"/>
-        <w:spacing w:after="40"/>
-        <w:ind w:left="150"/>
-      </w:pPr>
-      <w:r>
-        <w:rPr>
-          <w:color w:val="2C2420"/>
-          <w:sz w:val="22"/>
-          <w:szCs w:val="22"/>
-        </w:rPr>
-        <w:t xml:space="preserve">«Поднебесная» — это не выдуманное прозвище, а прямой смысл древнего слова 天下. А за этим словом скрыт целый взгляд древних китайцев на мир — сейчас расскажу какой.</w:t>
-      </w:r>
-    </w:p>
-    <w:p>
-      <w:pPr>
-        <w:spacing w:after="120"/>
-      </w:pPr>
+        <w:t xml:space="preserve"> слово «Поднебесная»</w:t>
+      </w:r>
+    </w:p>
+    <w:p>
+      <w:pPr>
+        <w:spacing w:after="150"/>
+      </w:pPr>
+      <w:r>
+        <w:rPr>
+          <w:color w:val="5A4F45"/>
+          <w:sz w:val="22"/>
+          <w:szCs w:val="22"/>
+        </w:rPr>
+        <w:t xml:space="preserve">Многие думают, что «Поднебесная» — это просто красивое, почти сказочное название. Я сама так когда-то думала. А на самом деле это точный перевод китайского слова 天下 (tiānxià). Давайте разберём его по частям — тут всё просто. 天 (tiān) — «небо». 下 (xià) — «низ», «под». Вместе получается «[всё] под небом».</w:t>
+      </w:r>
+    </w:p>
+    <w:p>
+      <w:pPr>
+        <w:spacing w:after="150"/>
+      </w:pPr>
+      <w:r>
+        <w:rPr>
+          <w:color w:val="5A4F45"/>
+          <w:sz w:val="22"/>
+          <w:szCs w:val="22"/>
+        </w:rPr>
+        <w:t xml:space="preserve">Русское «Поднебесная» — это перевод китайского слова буквально по частям: «под небом». Никакой поэзии не добавляли, так и перевели. Но самое интересное — не сам перевод, а то, что за ним стоит.</w:t>
+      </w:r>
     </w:p>
     <w:p>
       <w:pPr>
@@ -393,7 +349,7 @@
           <w:sz w:val="30"/>
           <w:szCs w:val="30"/>
         </w:rPr>
-        <w:t xml:space="preserve">Мир под властью</w:t>
+        <w:t xml:space="preserve">Кто такой Сын Неба</w:t>
       </w:r>
       <w:r>
         <w:rPr>
@@ -405,85 +361,72 @@
           <w:sz w:val="30"/>
           <w:szCs w:val="30"/>
         </w:rPr>
-        <w:t xml:space="preserve"> Сына Неба</w:t>
-      </w:r>
-    </w:p>
-    <w:p>
-      <w:pPr>
-        <w:spacing w:after="140"/>
-      </w:pPr>
-      <w:r>
-        <w:rPr>
-          <w:color w:val="5A4F45"/>
-          <w:sz w:val="22"/>
-          <w:szCs w:val="22"/>
-        </w:rPr>
-        <w:t xml:space="preserve">А теперь то, ради чего я вообще взялась за эту тему. В древности 天下 означало не «страну Китай», а весь мир — всё, что есть под небом. И у этого мира, по мнению китайцев, был один хозяин — император. Его называли 天子 (tiānzǐ), «Сын Неба».</w:t>
-      </w:r>
-    </w:p>
-    <w:p>
-      <w:pPr>
-        <w:spacing w:after="140"/>
-      </w:pPr>
-      <w:r>
-        <w:rPr>
-          <w:color w:val="5A4F45"/>
-          <w:sz w:val="22"/>
-          <w:szCs w:val="22"/>
-        </w:rPr>
-        <w:t xml:space="preserve">Меня всегда поражала эта логика. Император считался не просто начальником, а связующим звеном между Небом и людьми — тем, кому Небо доверило управлять всеми. А право управлять ему давало само Небо: это называли 天命 (tiānmìng), «воля Неба».</w:t>
-      </w:r>
-    </w:p>
-    <w:p>
-      <w:pPr>
-        <w:spacing w:after="140"/>
-      </w:pPr>
-      <w:r>
-        <w:rPr>
-          <w:color w:val="5A4F45"/>
-          <w:sz w:val="22"/>
-          <w:szCs w:val="22"/>
-        </w:rPr>
-        <w:t xml:space="preserve">И вот что мне кажется тут самым интересным. Правит император хорошо — значит, Небо им довольно. Правит плохо — Небо «забирает» своё доверие, и власть рушится. Так китайцы веками объясняли восстания, засухи и смену династий: это не случайность, а воля Неба. По-моему, очень стройно.</w:t>
-      </w:r>
-    </w:p>
-    <w:p>
-      <w:pPr>
-        <w:pBdr>
-          <w:left w:val="single" w:color="A41E3A" w:sz="18" w:space="10"/>
-        </w:pBdr>
-        <w:shd w:fill="FCF6E2" w:val="clear"/>
-        <w:spacing w:after="40" w:before="40"/>
-        <w:ind w:left="150"/>
-      </w:pPr>
-      <w:r>
-        <w:rPr>
-          <w:b/>
-          <w:bCs/>
-          <w:caps/>
-          <w:color w:val="A41E3A"/>
-          <w:sz w:val="16"/>
-          <w:szCs w:val="16"/>
-        </w:rPr>
-        <w:t xml:space="preserve">Вывод</w:t>
-      </w:r>
-    </w:p>
-    <w:p>
-      <w:pPr>
-        <w:pBdr>
-          <w:left w:val="single" w:color="A41E3A" w:sz="18" w:space="10"/>
-        </w:pBdr>
-        <w:shd w:fill="FCF6E2" w:val="clear"/>
-        <w:spacing w:after="40"/>
-        <w:ind w:left="150"/>
-      </w:pPr>
-      <w:r>
-        <w:rPr>
-          <w:color w:val="2C2420"/>
-          <w:sz w:val="22"/>
-          <w:szCs w:val="22"/>
-        </w:rPr>
-        <w:t xml:space="preserve">В слове «Поднебесная» заложена целая идея: миром под небом правит один человек — Сын Неба, и правит до тех пор, пока его поддерживает Небо.</w:t>
+        <w:t xml:space="preserve"> и чем он правил</w:t>
+      </w:r>
+    </w:p>
+    <w:p>
+      <w:pPr>
+        <w:spacing w:after="150"/>
+      </w:pPr>
+      <w:r>
+        <w:rPr>
+          <w:color w:val="5A4F45"/>
+          <w:sz w:val="22"/>
+          <w:szCs w:val="22"/>
+        </w:rPr>
+        <w:t xml:space="preserve">В древности 天下 означало не «страну Китай», а весь мир — всё, что есть под небом. И у этого мира, по мнению китайцев, был один хозяин — император. Его называли 天子 (tiānzǐ), «Сын Неба».</w:t>
+      </w:r>
+    </w:p>
+    <w:p>
+      <w:pPr>
+        <w:spacing w:after="150"/>
+      </w:pPr>
+      <w:r>
+        <w:rPr>
+          <w:color w:val="5A4F45"/>
+          <w:sz w:val="22"/>
+          <w:szCs w:val="22"/>
+        </w:rPr>
+        <w:t xml:space="preserve">Меня всегда удивляло, насколько стройно это придумано. Император считался не просто начальником, а связующим звеном между Небом и людьми — тем, кому Небо доверило управлять всеми. А право управлять ему давало само Небо: это называли 天命 (tiānmìng), «воля Неба».</w:t>
+      </w:r>
+    </w:p>
+    <w:p>
+      <w:pPr>
+        <w:spacing w:after="150"/>
+      </w:pPr>
+      <w:r>
+        <w:rPr>
+          <w:color w:val="5A4F45"/>
+          <w:sz w:val="22"/>
+          <w:szCs w:val="22"/>
+        </w:rPr>
+        <w:t xml:space="preserve">Работало это так. Правит император хорошо — значит, Небо им довольно. Правит плохо — Небо забирает своё доверие, и власть рушится. Так китайцы веками объясняли восстания, засухи и смену династий: это не случайность, а воля Неба. Вот и получается, что в одном слове «Поднебесная» спрятана целая картина мира: миром правит Сын Неба — и только до тех пор, пока его поддерживает Небо.</w:t>
+      </w:r>
+    </w:p>
+    <w:p>
+      <w:pPr>
+        <w:spacing w:after="150"/>
+      </w:pPr>
+      <w:r>
+        <w:rPr>
+          <w:color w:val="5A4F45"/>
+          <w:sz w:val="22"/>
+          <w:szCs w:val="22"/>
+        </w:rPr>
+        <w:t xml:space="preserve">Однажды я увидела эту картину мира своими глазами. В Пекине есть Храм Неба (天坛, Tiāntán) — именно туда раз в год приходил император и просил у Неба хорошего урожая для всей страны. Не у статуи и не у идола, а прямо у Неба. Когда я там стояла, я подумала: вот оно, то самое, о чём я рассказываю ученикам.</w:t>
+      </w:r>
+    </w:p>
+    <w:p>
+      <w:pPr>
+        <w:spacing w:after="150"/>
+      </w:pPr>
+      <w:r>
+        <w:rPr>
+          <w:color w:val="5A4F45"/>
+          <w:sz w:val="22"/>
+          <w:szCs w:val="22"/>
+        </w:rPr>
+        <w:t xml:space="preserve">А ещё этот же иероглиф 天 «небо» помогает мне на уроках. Он прячется в десятках самых обычных слов — и если это помнить, они запоминаются гораздо легче.</w:t>
       </w:r>
     </w:p>
     <w:p>
@@ -554,68 +497,6 @@
     </w:p>
     <w:p>
       <w:pPr>
-        <w:pBdr>
-          <w:left w:val="single" w:color="A41E3A" w:sz="18" w:space="10"/>
-        </w:pBdr>
-        <w:shd w:fill="F3EDE3" w:val="clear"/>
-        <w:spacing w:after="40" w:before="40"/>
-        <w:ind w:left="150"/>
-      </w:pPr>
-      <w:r>
-        <w:rPr>
-          <w:b/>
-          <w:bCs/>
-          <w:caps/>
-          <w:color w:val="A41E3A"/>
-          <w:sz w:val="16"/>
-          <w:szCs w:val="16"/>
-        </w:rPr>
-        <w:t xml:space="preserve">Из практики</w:t>
-      </w:r>
-    </w:p>
-    <w:p>
-      <w:pPr>
-        <w:pBdr>
-          <w:left w:val="single" w:color="A41E3A" w:sz="18" w:space="10"/>
-        </w:pBdr>
-        <w:shd w:fill="F3EDE3" w:val="clear"/>
-        <w:spacing w:after="60"/>
-        <w:ind w:left="150"/>
-      </w:pPr>
-      <w:r>
-        <w:rPr>
-          <w:color w:val="2C2420"/>
-          <w:sz w:val="22"/>
-          <w:szCs w:val="22"/>
-        </w:rPr>
-        <w:t xml:space="preserve">Когда я впервые попала в пекинский Храм Неба (天坛, Tiāntán), я словно увидела всё это своими глазами. Именно сюда раз в год приходил император — тот самый Сын Неба — и просил у Неба хорошего урожая для всей страны. Не у статуи и не у идола, а прямо у Неба. Я стояла там и думала: вот она, та самая картина мира, о которой я рассказываю ученикам.</w:t>
-      </w:r>
-    </w:p>
-    <w:p>
-      <w:pPr>
-        <w:pBdr>
-          <w:left w:val="single" w:color="A41E3A" w:sz="18" w:space="10"/>
-        </w:pBdr>
-        <w:shd w:fill="F3EDE3" w:val="clear"/>
-        <w:spacing w:after="40"/>
-        <w:ind w:left="150"/>
-      </w:pPr>
-      <w:r>
-        <w:rPr>
-          <w:color w:val="2C2420"/>
-          <w:sz w:val="22"/>
-          <w:szCs w:val="22"/>
-        </w:rPr>
-        <w:t xml:space="preserve">С тех пор на уроках я всегда показываю это на простом примере. Иероглиф 天 — это не только «погода» из учебника. Если помнить, что это «небо» древних китайцев, многие слова сразу становятся понятнее и легче запоминаются. Тогда иероглифы — уже не непонятные значки, а слова со смыслом.</w:t>
-      </w:r>
-    </w:p>
-    <w:p>
-      <w:pPr>
-        <w:spacing w:after="120"/>
-      </w:pPr>
-    </w:p>
-    <w:p>
-      <w:pPr>
         <w:pStyle w:val="Heading1"/>
         <w:spacing w:after="120" w:before="360"/>
       </w:pPr>
@@ -627,7 +508,7 @@
           <w:sz w:val="30"/>
           <w:szCs w:val="30"/>
         </w:rPr>
-        <w:t xml:space="preserve">«Срединное государство»:</w:t>
+        <w:t xml:space="preserve">Почему у Китая есть</w:t>
       </w:r>
       <w:r>
         <w:rPr>
@@ -639,78 +520,34 @@
           <w:sz w:val="30"/>
           <w:szCs w:val="30"/>
         </w:rPr>
-        <w:t xml:space="preserve"> почему Китай ещё и 中国</w:t>
-      </w:r>
-    </w:p>
-    <w:p>
-      <w:pPr>
-        <w:spacing w:after="140"/>
-      </w:pPr>
-      <w:r>
-        <w:rPr>
-          <w:color w:val="5A4F45"/>
-          <w:sz w:val="22"/>
-          <w:szCs w:val="22"/>
-        </w:rPr>
-        <w:t xml:space="preserve">Есть у Китая и второе название, попроще, — его мои ученики встречают уже на первом уроке. Это 中国 (Zhōngguó). Разберём и его: 中 (zhōng) — «середина», «центр», 国 (guó) — «государство». Получается «Срединное государство» — страна в центре.</w:t>
-      </w:r>
-    </w:p>
-    <w:p>
-      <w:pPr>
-        <w:spacing w:after="140"/>
-      </w:pPr>
-      <w:r>
-        <w:rPr>
-          <w:color w:val="5A4F45"/>
-          <w:sz w:val="22"/>
-          <w:szCs w:val="22"/>
-        </w:rPr>
-        <w:t xml:space="preserve">И знаете, что меня в этом всегда трогает? Здесь тот же взгляд, что и в «Поднебесной»: мы, Китай, — в центре мира, а вокруг всё остальное. Только 天下 смотрит шире, на весь мир под небом, а 中国 говорит про центр этого мира.</w:t>
-      </w:r>
-    </w:p>
-    <w:p>
-      <w:pPr>
-        <w:pBdr>
-          <w:left w:val="single" w:color="A41E3A" w:sz="18" w:space="10"/>
-        </w:pBdr>
-        <w:shd w:fill="FCF6E2" w:val="clear"/>
-        <w:spacing w:after="40" w:before="40"/>
-        <w:ind w:left="150"/>
-      </w:pPr>
-      <w:r>
-        <w:rPr>
-          <w:b/>
-          <w:bCs/>
-          <w:caps/>
-          <w:color w:val="A41E3A"/>
-          <w:sz w:val="16"/>
-          <w:szCs w:val="16"/>
-        </w:rPr>
-        <w:t xml:space="preserve">Вывод</w:t>
-      </w:r>
-    </w:p>
-    <w:p>
-      <w:pPr>
-        <w:pBdr>
-          <w:left w:val="single" w:color="A41E3A" w:sz="18" w:space="10"/>
-        </w:pBdr>
-        <w:shd w:fill="FCF6E2" w:val="clear"/>
-        <w:spacing w:after="40"/>
-        <w:ind w:left="150"/>
-      </w:pPr>
-      <w:r>
-        <w:rPr>
-          <w:color w:val="2C2420"/>
-          <w:sz w:val="22"/>
-          <w:szCs w:val="22"/>
-        </w:rPr>
-        <w:t xml:space="preserve">Получается, два названия — это две стороны одной мысли. «Поднебесная» — про весь мир под небом. «Срединное государство» — про то, кто в этом мире стоит в центре.</w:t>
-      </w:r>
-    </w:p>
-    <w:p>
-      <w:pPr>
-        <w:spacing w:after="120"/>
-      </w:pPr>
+        <w:t xml:space="preserve"> и второе название — 中国</w:t>
+      </w:r>
+    </w:p>
+    <w:p>
+      <w:pPr>
+        <w:spacing w:after="150"/>
+      </w:pPr>
+      <w:r>
+        <w:rPr>
+          <w:color w:val="5A4F45"/>
+          <w:sz w:val="22"/>
+          <w:szCs w:val="22"/>
+        </w:rPr>
+        <w:t xml:space="preserve">На первом же уроке мои ученики встречают другое название Китая — 中国 (Zhōngguó). Разберём и его: 中 (zhōng) — «середина», «центр», 国 (guó) — «государство». Получается «Срединное государство» — страна в центре.</w:t>
+      </w:r>
+    </w:p>
+    <w:p>
+      <w:pPr>
+        <w:spacing w:after="150"/>
+      </w:pPr>
+      <w:r>
+        <w:rPr>
+          <w:color w:val="5A4F45"/>
+          <w:sz w:val="22"/>
+          <w:szCs w:val="22"/>
+        </w:rPr>
+        <w:t xml:space="preserve">Здесь тот же взгляд, что и в «Поднебесной»: китайцы видели себя в центре мира, а вокруг — всё остальное. Только 天下 смотрит шире, на весь мир под небом, а 中国 говорит именно про центр этого мира. То есть два названия — про одно и то же, просто с разных сторон: «Поднебесная» — про весь мир под небом, «Срединное государство» — про то, кто в этом мире стоит в центре.</w:t>
+      </w:r>
     </w:p>
     <w:p>
       <w:pPr>
@@ -725,7 +562,7 @@
           <w:sz w:val="30"/>
           <w:szCs w:val="30"/>
         </w:rPr>
-        <w:t xml:space="preserve">Что это даёт тому,</w:t>
+        <w:t xml:space="preserve">Как всё это помогает</w:t>
       </w:r>
       <w:r>
         <w:rPr>
@@ -737,46 +574,46 @@
           <w:sz w:val="30"/>
           <w:szCs w:val="30"/>
         </w:rPr>
-        <w:t xml:space="preserve"> кто учит язык</w:t>
-      </w:r>
-    </w:p>
-    <w:p>
-      <w:pPr>
-        <w:spacing w:after="140"/>
-      </w:pPr>
-      <w:r>
-        <w:rPr>
-          <w:color w:val="5A4F45"/>
-          <w:sz w:val="22"/>
-          <w:szCs w:val="22"/>
-        </w:rPr>
-        <w:t xml:space="preserve">Вы можете спросить: зачем мне вся эта древняя история, если я просто учу язык? Отвечу честно, из своего опыта — она правда помогает.</w:t>
-      </w:r>
-    </w:p>
-    <w:p>
-      <w:pPr>
-        <w:spacing w:after="140"/>
-      </w:pPr>
-      <w:r>
-        <w:rPr>
-          <w:color w:val="5A4F45"/>
-          <w:sz w:val="22"/>
-          <w:szCs w:val="22"/>
-        </w:rPr>
-        <w:t xml:space="preserve">Во-первых, легче запоминать иероглифы. Увидев знакомое 天 в словах 天下, 天子, 天气 или 今天, вы уже не учите каждое слово с нуля. Во-вторых, вы перестаёте переводить слово в слово и начинаете понимать разницу между похожими словами. А в-третьих — и для меня это самое важное — вы начинаете лучше понимать самих китайцев: как они думают и на что смотрят.</w:t>
-      </w:r>
-    </w:p>
-    <w:p>
-      <w:pPr>
-        <w:spacing w:after="140"/>
-      </w:pPr>
-      <w:r>
-        <w:rPr>
-          <w:color w:val="5A4F45"/>
-          <w:sz w:val="22"/>
-          <w:szCs w:val="22"/>
-        </w:rPr>
-        <w:t xml:space="preserve">«Поднебесная» — это не просто красивое слово из туристического буклета. За ним стоит то, как китайцы веками представляли себе мир: наверху Небо, которое правит всем, а их страна — в самом центре. Теперь, встретив это слово, вы будете понимать, что оно на самом деле значит.</w:t>
+        <w:t xml:space="preserve"> тем, кто учит китайский</w:t>
+      </w:r>
+    </w:p>
+    <w:p>
+      <w:pPr>
+        <w:spacing w:after="150"/>
+      </w:pPr>
+      <w:r>
+        <w:rPr>
+          <w:color w:val="5A4F45"/>
+          <w:sz w:val="22"/>
+          <w:szCs w:val="22"/>
+        </w:rPr>
+        <w:t xml:space="preserve">Вы можете спросить: зачем вся эта древняя история тому, кто просто хочет выучить язык? Отвечу из своего опыта преподавания — она правда помогает, и вот чем.</w:t>
+      </w:r>
+    </w:p>
+    <w:p>
+      <w:pPr>
+        <w:spacing w:after="150"/>
+      </w:pPr>
+      <w:r>
+        <w:rPr>
+          <w:color w:val="5A4F45"/>
+          <w:sz w:val="22"/>
+          <w:szCs w:val="22"/>
+        </w:rPr>
+        <w:t xml:space="preserve">Во-первых, легче запоминать иероглифы. Увидев знакомое 天 в словах 天下, 天子, 天气 или 今天, вы уже не учите каждое слово с нуля. Во-вторых, вы перестаёте переводить слово в слово и начинаете видеть разницу между похожими словами. А в-третьих — и для меня это самое важное — вы начинаете лучше понимать самих китайцев: как они думают и на что смотрят.</w:t>
+      </w:r>
+    </w:p>
+    <w:p>
+      <w:pPr>
+        <w:spacing w:after="150"/>
+      </w:pPr>
+      <w:r>
+        <w:rPr>
+          <w:color w:val="5A4F45"/>
+          <w:sz w:val="22"/>
+          <w:szCs w:val="22"/>
+        </w:rPr>
+        <w:t xml:space="preserve">«Поднебесная» — это не пустое красивое слово из туристического буклета. За ним стоит то, как китайцы веками представляли себе мир: наверху Небо, которое правит всем, а их страна — в самом центре. Теперь, встретив это слово, вы будете понимать, что оно на самом деле значит.</w:t>
       </w:r>
     </w:p>
     <w:p>
@@ -847,7 +684,7 @@
     </w:p>
     <w:p>
       <w:pPr>
-        <w:spacing w:after="140"/>
+        <w:spacing w:after="150"/>
       </w:pPr>
       <w:r>
         <w:rPr>

--- a/content/blog/pochemu-kitaj-podnebesnaya.DZEN.docx
+++ b/content/blog/pochemu-kitaj-podnebesnaya.DZEN.docx
@@ -413,7 +413,7 @@
           <w:sz w:val="22"/>
           <w:szCs w:val="22"/>
         </w:rPr>
-        <w:t xml:space="preserve">Однажды я увидела эту картину мира своими глазами. В Пекине есть Храм Неба (天坛, Tiāntán) — именно туда раз в год приходил император и просил у Неба хорошего урожая для всей страны. Не у статуи и не у идола, а прямо у Неба. Когда я там стояла, я подумала: вот оно, то самое, о чём я рассказываю ученикам.</w:t>
+        <w:t xml:space="preserve">Лучше всего это чувствуется в пекинском Храме Неба (天坛, Tiāntán). Много веков подряд, раз в год, сюда приходил сам император — Сын Неба — и просил у Неба хорошего урожая для всей страны. Не у статуи и не у идола, а прямо у Неба. Сегодня это огромный парк, куда может зайти любой. Когда я впервые там оказалась, я будто заглянула в ту самую древнюю картину мира, о которой рассказываю на уроках.</w:t>
       </w:r>
     </w:p>
     <w:p>

--- a/content/blog/pochemu-kitaj-podnebesnaya.DZEN.docx
+++ b/content/blog/pochemu-kitaj-podnebesnaya.DZEN.docx
@@ -63,7 +63,7 @@
       <w:r>
         <w:drawing>
           <wp:inline distT="0" distB="0" distL="0" distR="0">
-            <wp:extent cx="5905500" cy="3105150"/>
+            <wp:extent cx="5905500" cy="3324225"/>
             <wp:effectExtent t="0" r="0" b="0" l="0"/>
             <wp:docPr id="1" name="" descr="" title=""/>
             <wp:cNvGraphicFramePr>
@@ -88,7 +88,7 @@
                   <pic:spPr bwMode="auto">
                     <a:xfrm>
                       <a:off x="0" y="0"/>
-                      <a:ext cx="5905500" cy="3105150"/>
+                      <a:ext cx="5905500" cy="3324225"/>
                     </a:xfrm>
                     <a:prstGeom prst="rect">
                       <a:avLst/>
